--- a/backend-exhibits/Slack to Slack - Not Included.docx
+++ b/backend-exhibits/Slack to Slack - Not Included.docx
@@ -47,7 +47,7 @@
             </w:pPr>
             <w:r>
               <w:rPr>
-                <w:rFonts w:ascii="Arial" w:eastAsia="Arial" w:hAnsi="Arial" w:cs="Arial"/>
+                <w:rFonts w:ascii="Arial" w:hAnsi="Arial" w:cs="Arial" w:eastAsia="Arial"/>
                 <w:b/>
                 <w:sz w:val="21"/>
               </w:rPr>
@@ -56,7 +56,7 @@
             <w:proofErr w:type="gramStart"/>
             <w:r>
               <w:rPr>
-                <w:rFonts w:ascii="Arial" w:eastAsia="Arial" w:hAnsi="Arial" w:cs="Arial"/>
+                <w:rFonts w:ascii="Arial" w:hAnsi="Arial" w:cs="Arial" w:eastAsia="Arial"/>
                 <w:b/>
                 <w:sz w:val="21"/>
               </w:rPr>
@@ -65,7 +65,7 @@
             <w:proofErr w:type="gramEnd"/>
             <w:r>
               <w:rPr>
-                <w:rFonts w:ascii="Arial" w:eastAsia="Arial" w:hAnsi="Arial" w:cs="Arial"/>
+                <w:rFonts w:ascii="Arial" w:hAnsi="Arial" w:cs="Arial" w:eastAsia="Arial"/>
                 <w:b/>
                 <w:sz w:val="21"/>
               </w:rPr>
@@ -94,9 +94,9 @@
             </w:pPr>
             <w:r>
               <w:rPr>
-                <w:rFonts w:ascii="Arial" w:eastAsia="Arial" w:hAnsi="Arial" w:cs="Arial"/>
-                <w:b/>
-                <w:sz w:val="19"/>
+                <w:rFonts w:ascii="Arial" w:hAnsi="Arial" w:cs="Arial" w:eastAsia="Arial"/>
+                <w:b/>
+                <w:sz w:val="21"/>
               </w:rPr>
               <w:t>Custom emoji and reactions</w:t>
             </w:r>
@@ -115,8 +115,8 @@
           <w:p>
             <w:r>
               <w:rPr>
-                <w:rFonts w:ascii="Arial" w:eastAsia="Arial" w:hAnsi="Arial" w:cs="Arial"/>
-                <w:sz w:val="19"/>
+                <w:rFonts w:ascii="Arial" w:hAnsi="Arial" w:cs="Arial" w:eastAsia="Arial"/>
+                <w:sz w:val="21"/>
               </w:rPr>
               <w:t xml:space="preserve">Custom emoji and reactions allow users to personalize their communication by creating unique emojis specific to their team or culture. </w:t>
             </w:r>
@@ -143,9 +143,9 @@
             </w:pPr>
             <w:r>
               <w:rPr>
-                <w:rFonts w:ascii="Arial" w:eastAsia="Arial" w:hAnsi="Arial" w:cs="Arial"/>
-                <w:b/>
-                <w:sz w:val="19"/>
+                <w:rFonts w:ascii="Arial" w:hAnsi="Arial" w:cs="Arial" w:eastAsia="Arial"/>
+                <w:b/>
+                <w:sz w:val="21"/>
               </w:rPr>
               <w:t>User Groups</w:t>
             </w:r>
@@ -168,8 +168,8 @@
             </w:pPr>
             <w:r>
               <w:rPr>
-                <w:rFonts w:ascii="Arial" w:eastAsia="Arial" w:hAnsi="Arial" w:cs="Arial"/>
-                <w:sz w:val="19"/>
+                <w:rFonts w:ascii="Arial" w:hAnsi="Arial" w:cs="Arial" w:eastAsia="Arial"/>
+                <w:sz w:val="21"/>
               </w:rPr>
               <w:t>Transferring user groups, preserving the group structure and membership for seamless collaboration.</w:t>
             </w:r>
@@ -196,9 +196,9 @@
             </w:pPr>
             <w:r>
               <w:rPr>
-                <w:rFonts w:ascii="Arial" w:eastAsia="Arial" w:hAnsi="Arial" w:cs="Arial"/>
-                <w:b/>
-                <w:sz w:val="19"/>
+                <w:rFonts w:ascii="Arial" w:hAnsi="Arial" w:cs="Arial" w:eastAsia="Arial"/>
+                <w:b/>
+                <w:sz w:val="21"/>
               </w:rPr>
               <w:t>Archived Channels</w:t>
             </w:r>
@@ -217,8 +217,8 @@
           <w:p>
             <w:r>
               <w:rPr>
-                <w:rFonts w:ascii="Arial" w:eastAsia="Arial" w:hAnsi="Arial" w:cs="Arial"/>
-                <w:sz w:val="19"/>
+                <w:rFonts w:ascii="Arial" w:hAnsi="Arial" w:cs="Arial" w:eastAsia="Arial"/>
+                <w:sz w:val="21"/>
               </w:rPr>
               <w:t>Transferring archived channels from the source to the destination, preserving all the messages, but only adding the user who created the channel to the migrated channel.</w:t>
             </w:r>
@@ -245,9 +245,9 @@
             </w:pPr>
             <w:r>
               <w:rPr>
-                <w:rFonts w:ascii="Arial" w:eastAsia="Arial" w:hAnsi="Arial" w:cs="Arial"/>
-                <w:b/>
-                <w:sz w:val="19"/>
+                <w:rFonts w:ascii="Arial" w:hAnsi="Arial" w:cs="Arial" w:eastAsia="Arial"/>
+                <w:b/>
+                <w:sz w:val="21"/>
               </w:rPr>
               <w:t>Supress the message reactions</w:t>
             </w:r>
@@ -266,8 +266,8 @@
           <w:p>
             <w:r>
               <w:rPr>
-                <w:rFonts w:ascii="Arial" w:eastAsia="Arial" w:hAnsi="Arial" w:cs="Arial"/>
-                <w:sz w:val="19"/>
+                <w:rFonts w:ascii="Arial" w:hAnsi="Arial" w:cs="Arial" w:eastAsia="Arial"/>
+                <w:sz w:val="21"/>
               </w:rPr>
               <w:t>Preventing the migration of reactions from Source to Destination</w:t>
             </w:r>
@@ -294,9 +294,9 @@
             </w:pPr>
             <w:r>
               <w:rPr>
-                <w:rFonts w:ascii="Arial" w:eastAsia="Arial" w:hAnsi="Arial" w:cs="Arial"/>
-                <w:b/>
-                <w:sz w:val="19"/>
+                <w:rFonts w:ascii="Arial" w:hAnsi="Arial" w:cs="Arial" w:eastAsia="Arial"/>
+                <w:b/>
+                <w:sz w:val="21"/>
               </w:rPr>
               <w:t>External User migration in channels</w:t>
             </w:r>
@@ -319,40 +319,40 @@
             </w:pPr>
             <w:r>
               <w:rPr>
-                <w:rFonts w:ascii="Arial" w:eastAsia="Arial" w:hAnsi="Arial" w:cs="Arial"/>
-                <w:sz w:val="19"/>
+                <w:rFonts w:ascii="Arial" w:hAnsi="Arial" w:cs="Arial" w:eastAsia="Arial"/>
+                <w:sz w:val="21"/>
               </w:rPr>
               <w:t>channels containing external users are tagged with "</w:t>
             </w:r>
             <w:proofErr w:type="spellStart"/>
             <w:r>
               <w:rPr>
-                <w:rFonts w:ascii="Arial" w:eastAsia="Arial" w:hAnsi="Arial" w:cs="Arial"/>
-                <w:sz w:val="19"/>
+                <w:rFonts w:ascii="Arial" w:hAnsi="Arial" w:cs="Arial" w:eastAsia="Arial"/>
+                <w:sz w:val="21"/>
               </w:rPr>
               <w:t>ext</w:t>
             </w:r>
             <w:proofErr w:type="spellEnd"/>
             <w:r>
               <w:rPr>
-                <w:rFonts w:ascii="Arial" w:eastAsia="Arial" w:hAnsi="Arial" w:cs="Arial"/>
-                <w:sz w:val="19"/>
+                <w:rFonts w:ascii="Arial" w:hAnsi="Arial" w:cs="Arial" w:eastAsia="Arial"/>
+                <w:sz w:val="21"/>
               </w:rPr>
               <w:t xml:space="preserve">" in the UI. After the completion of migration when the space is closed, invitations are automatically sent to the external users to join the migrated space.  External users have the option to accept these invitations; Only accepted users are added to the migrated space. Once the space is closed, in google chat migrated space will be created with external </w:t>
             </w:r>
             <w:proofErr w:type="gramStart"/>
             <w:r>
               <w:rPr>
-                <w:rFonts w:ascii="Arial" w:eastAsia="Arial" w:hAnsi="Arial" w:cs="Arial"/>
-                <w:sz w:val="19"/>
+                <w:rFonts w:ascii="Arial" w:hAnsi="Arial" w:cs="Arial" w:eastAsia="Arial"/>
+                <w:sz w:val="21"/>
               </w:rPr>
               <w:t>Tag .</w:t>
             </w:r>
             <w:proofErr w:type="gramEnd"/>
             <w:r>
               <w:rPr>
-                <w:rFonts w:ascii="Arial" w:eastAsia="Arial" w:hAnsi="Arial" w:cs="Arial"/>
-                <w:sz w:val="19"/>
+                <w:rFonts w:ascii="Arial" w:hAnsi="Arial" w:cs="Arial" w:eastAsia="Arial"/>
+                <w:sz w:val="21"/>
               </w:rPr>
               <w:t xml:space="preserve"> Messages posted by external users are migrated with a header showing " via external user (username)</w:t>
             </w:r>
@@ -360,24 +360,24 @@
           <w:p>
             <w:r>
               <w:rPr>
-                <w:rFonts w:ascii="Arial" w:eastAsia="Arial" w:hAnsi="Arial" w:cs="Arial"/>
-                <w:sz w:val="19"/>
+                <w:rFonts w:ascii="Arial" w:hAnsi="Arial" w:cs="Arial" w:eastAsia="Arial"/>
+                <w:sz w:val="21"/>
               </w:rPr>
               <w:t xml:space="preserve">" </w:t>
             </w:r>
             <w:proofErr w:type="gramStart"/>
             <w:r>
               <w:rPr>
-                <w:rFonts w:ascii="Arial" w:eastAsia="Arial" w:hAnsi="Arial" w:cs="Arial"/>
-                <w:sz w:val="19"/>
+                <w:rFonts w:ascii="Arial" w:hAnsi="Arial" w:cs="Arial" w:eastAsia="Arial"/>
+                <w:sz w:val="21"/>
               </w:rPr>
               <w:t>and</w:t>
             </w:r>
             <w:proofErr w:type="gramEnd"/>
             <w:r>
               <w:rPr>
-                <w:rFonts w:ascii="Arial" w:eastAsia="Arial" w:hAnsi="Arial" w:cs="Arial"/>
-                <w:sz w:val="19"/>
+                <w:rFonts w:ascii="Arial" w:hAnsi="Arial" w:cs="Arial" w:eastAsia="Arial"/>
+                <w:sz w:val="21"/>
               </w:rPr>
               <w:t xml:space="preserve"> those messages will be posted by admin.</w:t>
             </w:r>
@@ -404,9 +404,9 @@
             </w:pPr>
             <w:r>
               <w:rPr>
-                <w:rFonts w:ascii="Arial" w:eastAsia="Arial" w:hAnsi="Arial" w:cs="Arial"/>
-                <w:b/>
-                <w:sz w:val="19"/>
+                <w:rFonts w:ascii="Arial" w:hAnsi="Arial" w:cs="Arial" w:eastAsia="Arial"/>
+                <w:b/>
+                <w:sz w:val="21"/>
               </w:rPr>
               <w:t>Split Channel feature</w:t>
             </w:r>
@@ -429,8 +429,8 @@
             </w:pPr>
             <w:r>
               <w:rPr>
-                <w:rFonts w:ascii="Arial" w:eastAsia="Arial" w:hAnsi="Arial" w:cs="Arial"/>
-                <w:sz w:val="19"/>
+                <w:rFonts w:ascii="Arial" w:hAnsi="Arial" w:cs="Arial" w:eastAsia="Arial"/>
+                <w:sz w:val="21"/>
               </w:rPr>
               <w:t>The 'Channel Split' feature lets users divide channels when they have a lot of messages, like 250,000 or more. In the UI, users can choose whether to split the channels or not. After enabling the split button and initiating the migration, the channels will split into multiple workspaces whenever the message count reaches above 250,000.</w:t>
             </w:r>
@@ -457,9 +457,9 @@
             </w:pPr>
             <w:r>
               <w:rPr>
-                <w:rFonts w:ascii="Arial" w:eastAsia="Arial" w:hAnsi="Arial" w:cs="Arial"/>
-                <w:b/>
-                <w:sz w:val="19"/>
+                <w:rFonts w:ascii="Arial" w:hAnsi="Arial" w:cs="Arial" w:eastAsia="Arial"/>
+                <w:b/>
+                <w:sz w:val="21"/>
               </w:rPr>
               <w:t xml:space="preserve">Merge CSV in User Mapping </w:t>
             </w:r>
@@ -470,9 +470,9 @@
             </w:pPr>
             <w:r>
               <w:rPr>
-                <w:rFonts w:ascii="Arial" w:eastAsia="Arial" w:hAnsi="Arial" w:cs="Arial"/>
-                <w:b/>
-                <w:sz w:val="19"/>
+                <w:rFonts w:ascii="Arial" w:hAnsi="Arial" w:cs="Arial" w:eastAsia="Arial"/>
+                <w:b/>
+                <w:sz w:val="21"/>
               </w:rPr>
               <w:t>Page</w:t>
             </w:r>
@@ -491,8 +491,8 @@
           <w:p>
             <w:r>
               <w:rPr>
-                <w:rFonts w:ascii="Arial" w:eastAsia="Arial" w:hAnsi="Arial" w:cs="Arial"/>
-                <w:sz w:val="19"/>
+                <w:rFonts w:ascii="Arial" w:hAnsi="Arial" w:cs="Arial" w:eastAsia="Arial"/>
+                <w:sz w:val="21"/>
               </w:rPr>
               <w:t>When a CSV file containing a set of users is uploaded to the User Mapping page, the users from this file are displayed in the UI. If another CSV file with a different set of users is subsequently uploaded, the new users from the second CSV will be merged with the existing users from the first CSV. The original CSV data will not be removed; instead, both sets of users will be combined and shown together in the UI.</w:t>
             </w:r>
@@ -520,27 +520,27 @@
             </w:pPr>
             <w:r>
               <w:rPr>
-                <w:rFonts w:ascii="Arial" w:eastAsia="Arial" w:hAnsi="Arial" w:cs="Arial"/>
-                <w:b/>
-                <w:sz w:val="19"/>
+                <w:rFonts w:ascii="Arial" w:hAnsi="Arial" w:cs="Arial" w:eastAsia="Arial"/>
+                <w:b/>
+                <w:sz w:val="21"/>
               </w:rPr>
               <w:t xml:space="preserve">Revoke the </w:t>
             </w:r>
             <w:proofErr w:type="spellStart"/>
             <w:r>
               <w:rPr>
-                <w:rFonts w:ascii="Arial" w:eastAsia="Arial" w:hAnsi="Arial" w:cs="Arial"/>
-                <w:b/>
-                <w:sz w:val="19"/>
+                <w:rFonts w:ascii="Arial" w:hAnsi="Arial" w:cs="Arial" w:eastAsia="Arial"/>
+                <w:b/>
+                <w:sz w:val="21"/>
               </w:rPr>
               <w:t>api</w:t>
             </w:r>
             <w:proofErr w:type="spellEnd"/>
             <w:r>
               <w:rPr>
-                <w:rFonts w:ascii="Arial" w:eastAsia="Arial" w:hAnsi="Arial" w:cs="Arial"/>
-                <w:b/>
-                <w:sz w:val="19"/>
+                <w:rFonts w:ascii="Arial" w:hAnsi="Arial" w:cs="Arial" w:eastAsia="Arial"/>
+                <w:b/>
+                <w:sz w:val="21"/>
               </w:rPr>
               <w:t xml:space="preserve"> of slack </w:t>
             </w:r>
@@ -551,9 +551,9 @@
             </w:pPr>
             <w:r>
               <w:rPr>
-                <w:rFonts w:ascii="Arial" w:eastAsia="Arial" w:hAnsi="Arial" w:cs="Arial"/>
-                <w:b/>
-                <w:sz w:val="19"/>
+                <w:rFonts w:ascii="Arial" w:hAnsi="Arial" w:cs="Arial" w:eastAsia="Arial"/>
+                <w:b/>
+                <w:sz w:val="21"/>
               </w:rPr>
               <w:t>before/after initiating the migration</w:t>
             </w:r>
@@ -572,8 +572,8 @@
           <w:p>
             <w:r>
               <w:rPr>
-                <w:rFonts w:ascii="Arial" w:eastAsia="Arial" w:hAnsi="Arial" w:cs="Arial"/>
-                <w:sz w:val="19"/>
+                <w:rFonts w:ascii="Arial" w:hAnsi="Arial" w:cs="Arial" w:eastAsia="Arial"/>
+                <w:sz w:val="21"/>
               </w:rPr>
               <w:t>If the Slack API is revoked after initiating the migration, the process will be suspended, preventing further data transfer until the API access is restored.</w:t>
             </w:r>
@@ -600,9 +600,9 @@
             </w:pPr>
             <w:r>
               <w:rPr>
-                <w:rFonts w:ascii="Arial" w:eastAsia="Arial" w:hAnsi="Arial" w:cs="Arial"/>
-                <w:b/>
-                <w:sz w:val="19"/>
+                <w:rFonts w:ascii="Arial" w:hAnsi="Arial" w:cs="Arial" w:eastAsia="Arial"/>
+                <w:b/>
+                <w:sz w:val="21"/>
               </w:rPr>
               <w:t>Pinned Messages</w:t>
             </w:r>
@@ -621,8 +621,8 @@
           <w:p>
             <w:r>
               <w:rPr>
-                <w:rFonts w:ascii="Arial" w:eastAsia="Arial" w:hAnsi="Arial" w:cs="Arial"/>
-                <w:sz w:val="19"/>
+                <w:rFonts w:ascii="Arial" w:hAnsi="Arial" w:cs="Arial" w:eastAsia="Arial"/>
+                <w:sz w:val="21"/>
               </w:rPr>
               <w:t>Preserving pinned messages in destination channel or DM, allowing important information and announcements to remain accessible in the destination</w:t>
             </w:r>
@@ -650,9 +650,9 @@
             </w:pPr>
             <w:r>
               <w:rPr>
-                <w:rFonts w:ascii="Arial" w:eastAsia="Arial" w:hAnsi="Arial" w:cs="Arial"/>
-                <w:b/>
-                <w:sz w:val="19"/>
+                <w:rFonts w:ascii="Arial" w:hAnsi="Arial" w:cs="Arial" w:eastAsia="Arial"/>
+                <w:b/>
+                <w:sz w:val="21"/>
               </w:rPr>
               <w:t>Edited Message Migration with the edited tag</w:t>
             </w:r>
@@ -676,32 +676,32 @@
             <w:proofErr w:type="gramStart"/>
             <w:r>
               <w:rPr>
-                <w:rFonts w:ascii="Arial" w:eastAsia="Arial" w:hAnsi="Arial" w:cs="Arial"/>
-                <w:sz w:val="19"/>
+                <w:rFonts w:ascii="Arial" w:hAnsi="Arial" w:cs="Arial" w:eastAsia="Arial"/>
+                <w:sz w:val="21"/>
               </w:rPr>
               <w:t>This features</w:t>
             </w:r>
             <w:proofErr w:type="gramEnd"/>
             <w:r>
               <w:rPr>
-                <w:rFonts w:ascii="Arial" w:eastAsia="Arial" w:hAnsi="Arial" w:cs="Arial"/>
-                <w:sz w:val="19"/>
+                <w:rFonts w:ascii="Arial" w:hAnsi="Arial" w:cs="Arial" w:eastAsia="Arial"/>
+                <w:sz w:val="21"/>
               </w:rPr>
               <w:t xml:space="preserve"> allows users to seamlessly migrate edited messages from slack to google chat by </w:t>
             </w:r>
             <w:proofErr w:type="gramStart"/>
             <w:r>
               <w:rPr>
-                <w:rFonts w:ascii="Arial" w:eastAsia="Arial" w:hAnsi="Arial" w:cs="Arial"/>
-                <w:sz w:val="19"/>
+                <w:rFonts w:ascii="Arial" w:hAnsi="Arial" w:cs="Arial" w:eastAsia="Arial"/>
+                <w:sz w:val="21"/>
               </w:rPr>
               <w:t>including  a</w:t>
             </w:r>
             <w:proofErr w:type="gramEnd"/>
             <w:r>
               <w:rPr>
-                <w:rFonts w:ascii="Arial" w:eastAsia="Arial" w:hAnsi="Arial" w:cs="Arial"/>
-                <w:sz w:val="19"/>
+                <w:rFonts w:ascii="Arial" w:hAnsi="Arial" w:cs="Arial" w:eastAsia="Arial"/>
+                <w:sz w:val="21"/>
               </w:rPr>
               <w:t xml:space="preserve"> specific keyword in edited message</w:t>
             </w:r>
@@ -728,9 +728,9 @@
             </w:pPr>
             <w:r>
               <w:rPr>
-                <w:rFonts w:ascii="Arial" w:eastAsia="Arial" w:hAnsi="Arial" w:cs="Arial"/>
-                <w:b/>
-                <w:sz w:val="19"/>
+                <w:rFonts w:ascii="Arial" w:hAnsi="Arial" w:cs="Arial" w:eastAsia="Arial"/>
+                <w:b/>
+                <w:sz w:val="21"/>
               </w:rPr>
               <w:t xml:space="preserve">Inactive and </w:t>
             </w:r>
@@ -738,27 +738,27 @@
             <w:proofErr w:type="gramStart"/>
             <w:r>
               <w:rPr>
-                <w:rFonts w:ascii="Arial" w:eastAsia="Arial" w:hAnsi="Arial" w:cs="Arial"/>
-                <w:b/>
-                <w:sz w:val="19"/>
+                <w:rFonts w:ascii="Arial" w:hAnsi="Arial" w:cs="Arial" w:eastAsia="Arial"/>
+                <w:b/>
+                <w:sz w:val="21"/>
               </w:rPr>
               <w:t>Deactive</w:t>
             </w:r>
             <w:proofErr w:type="spellEnd"/>
             <w:r>
               <w:rPr>
-                <w:rFonts w:ascii="Arial" w:eastAsia="Arial" w:hAnsi="Arial" w:cs="Arial"/>
-                <w:b/>
-                <w:sz w:val="19"/>
+                <w:rFonts w:ascii="Arial" w:hAnsi="Arial" w:cs="Arial" w:eastAsia="Arial"/>
+                <w:b/>
+                <w:sz w:val="21"/>
               </w:rPr>
               <w:t xml:space="preserve">  Users</w:t>
             </w:r>
             <w:proofErr w:type="gramEnd"/>
             <w:r>
               <w:rPr>
-                <w:rFonts w:ascii="Arial" w:eastAsia="Arial" w:hAnsi="Arial" w:cs="Arial"/>
-                <w:b/>
-                <w:sz w:val="19"/>
+                <w:rFonts w:ascii="Arial" w:hAnsi="Arial" w:cs="Arial" w:eastAsia="Arial"/>
+                <w:b/>
+                <w:sz w:val="21"/>
               </w:rPr>
               <w:t xml:space="preserve"> </w:t>
             </w:r>
@@ -770,9 +770,9 @@
             </w:pPr>
             <w:r>
               <w:rPr>
-                <w:rFonts w:ascii="Arial" w:eastAsia="Arial" w:hAnsi="Arial" w:cs="Arial"/>
-                <w:b/>
-                <w:sz w:val="19"/>
+                <w:rFonts w:ascii="Arial" w:hAnsi="Arial" w:cs="Arial" w:eastAsia="Arial"/>
+                <w:b/>
+                <w:sz w:val="21"/>
               </w:rPr>
               <w:t xml:space="preserve">Source and User authentication </w:t>
             </w:r>
@@ -794,16 +794,16 @@
             </w:pPr>
             <w:r>
               <w:rPr>
-                <w:rFonts w:ascii="Arial" w:eastAsia="Arial" w:hAnsi="Arial" w:cs="Arial"/>
-                <w:sz w:val="19"/>
+                <w:rFonts w:ascii="Arial" w:hAnsi="Arial" w:cs="Arial" w:eastAsia="Arial"/>
+                <w:sz w:val="21"/>
               </w:rPr>
               <w:t xml:space="preserve">Inactive and Deactivated user messages will be migrated on behalf of admin with </w:t>
             </w:r>
             <w:proofErr w:type="gramStart"/>
             <w:r>
               <w:rPr>
-                <w:rFonts w:ascii="Arial" w:eastAsia="Arial" w:hAnsi="Arial" w:cs="Arial"/>
-                <w:sz w:val="19"/>
+                <w:rFonts w:ascii="Arial" w:hAnsi="Arial" w:cs="Arial" w:eastAsia="Arial"/>
+                <w:sz w:val="21"/>
               </w:rPr>
               <w:t>user name</w:t>
             </w:r>
@@ -812,24 +812,24 @@
           <w:p>
             <w:r>
               <w:rPr>
-                <w:rFonts w:ascii="Arial" w:eastAsia="Arial" w:hAnsi="Arial" w:cs="Arial"/>
-                <w:sz w:val="19"/>
+                <w:rFonts w:ascii="Arial" w:hAnsi="Arial" w:cs="Arial" w:eastAsia="Arial"/>
+                <w:sz w:val="21"/>
               </w:rPr>
               <w:t xml:space="preserve">Example: Via </w:t>
             </w:r>
             <w:proofErr w:type="gramStart"/>
             <w:r>
               <w:rPr>
-                <w:rFonts w:ascii="Arial" w:eastAsia="Arial" w:hAnsi="Arial" w:cs="Arial"/>
-                <w:sz w:val="19"/>
+                <w:rFonts w:ascii="Arial" w:hAnsi="Arial" w:cs="Arial" w:eastAsia="Arial"/>
+                <w:sz w:val="21"/>
               </w:rPr>
               <w:t>User(</w:t>
             </w:r>
             <w:proofErr w:type="gramEnd"/>
             <w:r>
               <w:rPr>
-                <w:rFonts w:ascii="Arial" w:eastAsia="Arial" w:hAnsi="Arial" w:cs="Arial"/>
-                <w:sz w:val="19"/>
+                <w:rFonts w:ascii="Arial" w:hAnsi="Arial" w:cs="Arial" w:eastAsia="Arial"/>
+                <w:sz w:val="21"/>
               </w:rPr>
               <w:t>Name)</w:t>
             </w:r>
@@ -857,9 +857,9 @@
             </w:pPr>
             <w:r>
               <w:rPr>
-                <w:rFonts w:ascii="Arial" w:eastAsia="Arial" w:hAnsi="Arial" w:cs="Arial"/>
-                <w:b/>
-                <w:sz w:val="19"/>
+                <w:rFonts w:ascii="Arial" w:hAnsi="Arial" w:cs="Arial" w:eastAsia="Arial"/>
+                <w:b/>
+                <w:sz w:val="21"/>
               </w:rPr>
               <w:t xml:space="preserve">Timestamp </w:t>
             </w:r>
@@ -879,8 +879,8 @@
           <w:p>
             <w:r>
               <w:rPr>
-                <w:rFonts w:ascii="Arial" w:eastAsia="Arial" w:hAnsi="Arial" w:cs="Arial"/>
-                <w:sz w:val="19"/>
+                <w:rFonts w:ascii="Arial" w:hAnsi="Arial" w:cs="Arial" w:eastAsia="Arial"/>
+                <w:sz w:val="21"/>
               </w:rPr>
               <w:t>Message timestamp shows the exact time and date a message was sent</w:t>
             </w:r>
@@ -908,27 +908,27 @@
             </w:pPr>
             <w:r>
               <w:rPr>
-                <w:rFonts w:ascii="Arial" w:eastAsia="Arial" w:hAnsi="Arial" w:cs="Arial"/>
-                <w:b/>
-                <w:sz w:val="19"/>
+                <w:rFonts w:ascii="Arial" w:hAnsi="Arial" w:cs="Arial" w:eastAsia="Arial"/>
+                <w:b/>
+                <w:sz w:val="21"/>
               </w:rPr>
               <w:t xml:space="preserve">Synchronizing </w:t>
             </w:r>
             <w:proofErr w:type="spellStart"/>
             <w:r>
               <w:rPr>
-                <w:rFonts w:ascii="Arial" w:eastAsia="Arial" w:hAnsi="Arial" w:cs="Arial"/>
-                <w:b/>
-                <w:sz w:val="19"/>
+                <w:rFonts w:ascii="Arial" w:hAnsi="Arial" w:cs="Arial" w:eastAsia="Arial"/>
+                <w:b/>
+                <w:sz w:val="21"/>
               </w:rPr>
               <w:t>Dms</w:t>
             </w:r>
             <w:proofErr w:type="spellEnd"/>
             <w:r>
               <w:rPr>
-                <w:rFonts w:ascii="Arial" w:eastAsia="Arial" w:hAnsi="Arial" w:cs="Arial"/>
-                <w:b/>
-                <w:sz w:val="19"/>
+                <w:rFonts w:ascii="Arial" w:hAnsi="Arial" w:cs="Arial" w:eastAsia="Arial"/>
+                <w:b/>
+                <w:sz w:val="21"/>
               </w:rPr>
               <w:t xml:space="preserve"> and Groups</w:t>
             </w:r>
@@ -947,24 +947,24 @@
           <w:p>
             <w:r>
               <w:rPr>
-                <w:rFonts w:ascii="Arial" w:eastAsia="Arial" w:hAnsi="Arial" w:cs="Arial"/>
-                <w:sz w:val="19"/>
+                <w:rFonts w:ascii="Arial" w:hAnsi="Arial" w:cs="Arial" w:eastAsia="Arial"/>
+                <w:sz w:val="21"/>
               </w:rPr>
               <w:t xml:space="preserve">Synchronizing </w:t>
             </w:r>
             <w:proofErr w:type="spellStart"/>
             <w:r>
               <w:rPr>
-                <w:rFonts w:ascii="Arial" w:eastAsia="Arial" w:hAnsi="Arial" w:cs="Arial"/>
-                <w:sz w:val="19"/>
+                <w:rFonts w:ascii="Arial" w:hAnsi="Arial" w:cs="Arial" w:eastAsia="Arial"/>
+                <w:sz w:val="21"/>
               </w:rPr>
               <w:t>Dms</w:t>
             </w:r>
             <w:proofErr w:type="spellEnd"/>
             <w:r>
               <w:rPr>
-                <w:rFonts w:ascii="Arial" w:eastAsia="Arial" w:hAnsi="Arial" w:cs="Arial"/>
-                <w:sz w:val="19"/>
+                <w:rFonts w:ascii="Arial" w:hAnsi="Arial" w:cs="Arial" w:eastAsia="Arial"/>
+                <w:sz w:val="21"/>
               </w:rPr>
               <w:t xml:space="preserve"> and Groups</w:t>
             </w:r>
@@ -991,9 +991,9 @@
             </w:pPr>
             <w:r>
               <w:rPr>
-                <w:rFonts w:ascii="Arial" w:eastAsia="Arial" w:hAnsi="Arial" w:cs="Arial"/>
-                <w:b/>
-                <w:sz w:val="19"/>
+                <w:rFonts w:ascii="Arial" w:hAnsi="Arial" w:cs="Arial" w:eastAsia="Arial"/>
+                <w:b/>
+                <w:sz w:val="21"/>
               </w:rPr>
               <w:lastRenderedPageBreak/>
               <w:t>Link of a Message</w:t>
@@ -1013,24 +1013,24 @@
           <w:p>
             <w:r>
               <w:rPr>
-                <w:rFonts w:ascii="Arial" w:eastAsia="Arial" w:hAnsi="Arial" w:cs="Arial"/>
-                <w:sz w:val="19"/>
+                <w:rFonts w:ascii="Arial" w:hAnsi="Arial" w:cs="Arial" w:eastAsia="Arial"/>
+                <w:sz w:val="21"/>
               </w:rPr>
               <w:t xml:space="preserve">A message link is a direct URL to a specific </w:t>
             </w:r>
             <w:proofErr w:type="spellStart"/>
             <w:r>
               <w:rPr>
-                <w:rFonts w:ascii="Arial" w:eastAsia="Arial" w:hAnsi="Arial" w:cs="Arial"/>
-                <w:sz w:val="19"/>
+                <w:rFonts w:ascii="Arial" w:hAnsi="Arial" w:cs="Arial" w:eastAsia="Arial"/>
+                <w:sz w:val="21"/>
               </w:rPr>
               <w:t>messagewithin</w:t>
             </w:r>
             <w:proofErr w:type="spellEnd"/>
             <w:r>
               <w:rPr>
-                <w:rFonts w:ascii="Arial" w:eastAsia="Arial" w:hAnsi="Arial" w:cs="Arial"/>
-                <w:sz w:val="19"/>
+                <w:rFonts w:ascii="Arial" w:hAnsi="Arial" w:cs="Arial" w:eastAsia="Arial"/>
+                <w:sz w:val="21"/>
               </w:rPr>
               <w:t xml:space="preserve"> a channel or direct message</w:t>
             </w:r>
@@ -1057,9 +1057,9 @@
             </w:pPr>
             <w:r>
               <w:rPr>
-                <w:rFonts w:ascii="Arial" w:eastAsia="Arial" w:hAnsi="Arial" w:cs="Arial"/>
-                <w:b/>
-                <w:sz w:val="19"/>
+                <w:rFonts w:ascii="Arial" w:hAnsi="Arial" w:cs="Arial" w:eastAsia="Arial"/>
+                <w:b/>
+                <w:sz w:val="21"/>
               </w:rPr>
               <w:t>Tagged Channel</w:t>
             </w:r>
@@ -1078,24 +1078,24 @@
           <w:p>
             <w:r>
               <w:rPr>
-                <w:rFonts w:ascii="Arial" w:eastAsia="Arial" w:hAnsi="Arial" w:cs="Arial"/>
-                <w:sz w:val="19"/>
+                <w:rFonts w:ascii="Arial" w:hAnsi="Arial" w:cs="Arial" w:eastAsia="Arial"/>
+                <w:sz w:val="21"/>
               </w:rPr>
               <w:t>By tagging a channel using #channel-</w:t>
             </w:r>
             <w:proofErr w:type="gramStart"/>
             <w:r>
               <w:rPr>
-                <w:rFonts w:ascii="Arial" w:eastAsia="Arial" w:hAnsi="Arial" w:cs="Arial"/>
-                <w:sz w:val="19"/>
+                <w:rFonts w:ascii="Arial" w:hAnsi="Arial" w:cs="Arial" w:eastAsia="Arial"/>
+                <w:sz w:val="21"/>
               </w:rPr>
               <w:t>name,users</w:t>
             </w:r>
             <w:proofErr w:type="gramEnd"/>
             <w:r>
               <w:rPr>
-                <w:rFonts w:ascii="Arial" w:eastAsia="Arial" w:hAnsi="Arial" w:cs="Arial"/>
-                <w:sz w:val="19"/>
+                <w:rFonts w:ascii="Arial" w:hAnsi="Arial" w:cs="Arial" w:eastAsia="Arial"/>
+                <w:sz w:val="21"/>
               </w:rPr>
               <w:t xml:space="preserve"> can draw attention to it, making it clickable for quick access</w:t>
             </w:r>
@@ -1122,9 +1122,9 @@
             </w:pPr>
             <w:r>
               <w:rPr>
-                <w:rFonts w:ascii="Arial" w:eastAsia="Arial" w:hAnsi="Arial" w:cs="Arial"/>
-                <w:b/>
-                <w:sz w:val="19"/>
+                <w:rFonts w:ascii="Arial" w:hAnsi="Arial" w:cs="Arial" w:eastAsia="Arial"/>
+                <w:b/>
+                <w:sz w:val="21"/>
               </w:rPr>
               <w:t>Forwarded Message for Dm migration</w:t>
             </w:r>
@@ -1143,8 +1143,8 @@
           <w:p>
             <w:r>
               <w:rPr>
-                <w:rFonts w:ascii="Arial" w:eastAsia="Arial" w:hAnsi="Arial" w:cs="Arial"/>
-                <w:sz w:val="19"/>
+                <w:rFonts w:ascii="Arial" w:hAnsi="Arial" w:cs="Arial" w:eastAsia="Arial"/>
+                <w:sz w:val="21"/>
               </w:rPr>
               <w:t>Messages forwarded from one Dm/Group to another Dm/Group</w:t>
             </w:r>
@@ -1171,9 +1171,9 @@
             </w:pPr>
             <w:r>
               <w:rPr>
-                <w:rFonts w:ascii="Arial" w:eastAsia="Arial" w:hAnsi="Arial" w:cs="Arial"/>
-                <w:b/>
-                <w:sz w:val="19"/>
+                <w:rFonts w:ascii="Arial" w:hAnsi="Arial" w:cs="Arial" w:eastAsia="Arial"/>
+                <w:b/>
+                <w:sz w:val="21"/>
               </w:rPr>
               <w:t>Forwarded Message for channel migration</w:t>
             </w:r>
@@ -1192,8 +1192,8 @@
           <w:p>
             <w:r>
               <w:rPr>
-                <w:rFonts w:ascii="Arial" w:eastAsia="Arial" w:hAnsi="Arial" w:cs="Arial"/>
-                <w:sz w:val="19"/>
+                <w:rFonts w:ascii="Arial" w:hAnsi="Arial" w:cs="Arial" w:eastAsia="Arial"/>
+                <w:sz w:val="21"/>
               </w:rPr>
               <w:t>Messages forwarded from one channel to another</w:t>
             </w:r>
@@ -1246,7 +1246,7 @@
             </w:pPr>
             <w:r>
               <w:rPr>
-                <w:rFonts w:ascii="Arial" w:eastAsia="Arial" w:hAnsi="Arial" w:cs="Arial"/>
+                <w:rFonts w:ascii="Arial" w:hAnsi="Arial" w:cs="Arial" w:eastAsia="Arial"/>
                 <w:b/>
                 <w:sz w:val="21"/>
               </w:rPr>
@@ -1255,7 +1255,7 @@
             <w:proofErr w:type="gramStart"/>
             <w:r>
               <w:rPr>
-                <w:rFonts w:ascii="Arial" w:eastAsia="Arial" w:hAnsi="Arial" w:cs="Arial"/>
+                <w:rFonts w:ascii="Arial" w:hAnsi="Arial" w:cs="Arial" w:eastAsia="Arial"/>
                 <w:b/>
                 <w:sz w:val="21"/>
               </w:rPr>
@@ -1264,7 +1264,7 @@
             <w:proofErr w:type="gramEnd"/>
             <w:r>
               <w:rPr>
-                <w:rFonts w:ascii="Arial" w:eastAsia="Arial" w:hAnsi="Arial" w:cs="Arial"/>
+                <w:rFonts w:ascii="Arial" w:hAnsi="Arial" w:cs="Arial" w:eastAsia="Arial"/>
                 <w:b/>
                 <w:sz w:val="21"/>
               </w:rPr>
@@ -1293,9 +1293,9 @@
             </w:pPr>
             <w:r>
               <w:rPr>
-                <w:rFonts w:ascii="Arial" w:eastAsia="Arial" w:hAnsi="Arial" w:cs="Arial"/>
-                <w:b/>
-                <w:sz w:val="19"/>
+                <w:rFonts w:ascii="Arial" w:hAnsi="Arial" w:cs="Arial" w:eastAsia="Arial"/>
+                <w:b/>
+                <w:sz w:val="21"/>
               </w:rPr>
               <w:t>Source User Authentication</w:t>
             </w:r>
@@ -1314,8 +1314,8 @@
           <w:p>
             <w:r>
               <w:rPr>
-                <w:rFonts w:ascii="Arial" w:eastAsia="Arial" w:hAnsi="Arial" w:cs="Arial"/>
-                <w:sz w:val="19"/>
+                <w:rFonts w:ascii="Arial" w:hAnsi="Arial" w:cs="Arial" w:eastAsia="Arial"/>
+                <w:sz w:val="21"/>
               </w:rPr>
               <w:t>Authenticating users from Source cloud</w:t>
             </w:r>
@@ -1338,10 +1338,10 @@
   <w:docDefaults>
     <w:rPrDefault>
       <w:rPr>
-        <w:rFonts w:asciiTheme="minorHAnsi" w:eastAsiaTheme="minorEastAsia" w:hAnsiTheme="minorHAnsi" w:cstheme="minorBidi"/>
+        <w:rFonts w:ascii="Arial" w:hAnsi="Arial" w:cs="Arial" w:eastAsia="Arial"/>
         <w:kern w:val="2"/>
-        <w:sz w:val="24"/>
-        <w:szCs w:val="24"/>
+        <w:sz w:val="21"/>
+        <w:szCs w:val="21"/>
         <w:lang w:val="en-IN" w:eastAsia="en-IN" w:bidi="ar-SA"/>
         <w14:ligatures w14:val="standardContextual"/>
       </w:rPr>
@@ -1737,9 +1737,9 @@
       <w:spacing w:line="259" w:lineRule="auto"/>
     </w:pPr>
     <w:rPr>
-      <w:rFonts w:ascii="Calibri" w:eastAsia="Calibri" w:hAnsi="Calibri" w:cs="Calibri"/>
+      <w:rFonts w:ascii="Arial" w:hAnsi="Arial" w:cs="Arial" w:eastAsia="Arial"/>
       <w:color w:val="000000"/>
-      <w:sz w:val="22"/>
+      <w:sz w:val="21"/>
     </w:rPr>
   </w:style>
   <w:style w:type="character" w:default="1" w:styleId="DefaultParagraphFont">
